--- a/docs/legal/2026-09-08/deliverables/06_Внутренний_порядок_обработки_данных.docx
+++ b/docs/legal/2026-09-08/deliverables/06_Внутренний_порядок_обработки_данных.docx
@@ -53,7 +53,7 @@
     </w:p>
     <w:p>
       <w:r>
-        <w:t>Оператор ведёт реестр: система или хранилище; категории субъектов и данных; цель; основание; действия; получатели; страна и адрес размещения; срок; способ удаления; фактический доступ. Реестр включает сервер, PostgreSQL, Redis, медиа, почту, push, геокодирование, журналы, резервные копии и административные выгрузки.</w:t>
+        <w:t>Оператор ведёт реестр: система или хранилище; категории субъектов и данных; цель; основание; действия; получатели; страна и адрес размещения; срок; способ удаления; фактический доступ. Реестр включает сервер, PostgreSQL, Redis, медиа, почту, SMS-коды входа (SMS.ru), вход через VK ID, push, геокодирование, журналы, резервные копии и административные выгрузки.</w:t>
       </w:r>
     </w:p>
     <w:p>

--- a/docs/legal/2026-09-08/deliverables/06_Внутренний_порядок_обработки_данных.docx
+++ b/docs/legal/2026-09-08/deliverables/06_Внутренний_порядок_обработки_данных.docx
@@ -17,7 +17,7 @@
     </w:p>
     <w:p>
       <w:r>
-        <w:t>Порядок предназначен оператору как физическому лицу на НПД. Он определяет действия с данными, доступами, обращениями и инцидентами. Это принимаемые правила работы, а не подтверждение, что все перечисленные меры уже реализованы. Перед утверждением проводится проверка исполнения по документу 00.</w:t>
+        <w:t>Порядок предназначен оператору — индивидуальному предпринимателю на НПД. Он определяет действия с данными, доступами, обращениями и инцидентами. Это принимаемые правила работы, а не подтверждение, что все перечисленные меры уже реализованы. Перед утверждением проводится проверка исполнения по документу 00.</w:t>
       </w:r>
     </w:p>
     <w:p>
@@ -30,7 +30,7 @@
     </w:p>
     <w:p>
       <w:r>
-        <w:t>Оператор — Захаров Матвей Владимирович, ИНН 471803649801, адрес 187420, Россия, г. Сясьстрой, ул. Космонавтов, д. 8, кв. 15, email support@sportsearch.shop, телефон для оперативной связи +7 921 402-47-29. Он лично разрабатывает сервис и является единственным лицом со стороны владельца с административным доступом к данным. Работники и отдельные разработчики с доступом не привлечены. Техническая обработка облаком, почтовыми, картографическими и Apple-сервисами учитывается отдельно. Он принимает решения о целях и средствах обработки и контролирует выполнение настоящего порядка.</w:t>
+        <w:t>Оператор — индивидуальный предприниматель Захаров Матвей Владимирович, ИНН 471803649801, ОГРНИП 326470400131678, адрес 187420, Россия, г. Сясьстрой, ул. Космонавтов, д. 8, кв. 15, email support@sportsearch.shop, телефон для оперативной связи +7 921 402-47-29. Он лично разрабатывает сервис и является единственным лицом со стороны владельца с административным доступом к данным. Работники и отдельные разработчики с доступом не привлечены. Техническая обработка облаком, почтовыми, картографическими и Apple-сервисами учитывается отдельно. Он принимает решения о целях и средствах обработки и контролирует выполнение настоящего порядка.</w:t>
       </w:r>
     </w:p>
     <w:p>
